--- a/ky/wisdom-stories/more-effective-way.docx
+++ b/ky/wisdom-stories/more-effective-way.docx
@@ -39,7 +39,7 @@
           <w:sz w:val="22"/>
           <w:lang w:val="ky-KG"/>
         </w:rPr>
-        <w:t>Токой аралап бараткан мерген кызык көрүнүшкө туш болот. Бир отунчу кыйган дарагын көптөн бери аябай кыйналып балталап жатыптыр. Бетинен тер куюлуп, бүт денеси чыңалып турган экен.</w:t>
+        <w:t>Токой аралап бараткан мерген кызык көрүнүшкө туш болот. Бир отунчу бир даракты кыюу үчүн көптөн бери аябай кыйналып балталап жатыптыр. Бетинен тер куюлуп, бүт денеси чыңалып турган экен.</w:t>
       </w:r>
     </w:p>
     <w:p>
@@ -135,7 +135,7 @@
           <w:sz w:val="22"/>
           <w:lang w:val="ky-KG"/>
         </w:rPr>
-        <w:t xml:space="preserve">Сабак: </w:t>
+        <w:t>Сабак: Эмгек баалуу, бирок ойлонулбаган эмгек натыйжасыз болушу мүмкүн. Бир аз токтоп, куралыңды курчутсаң, калган ишиң тезирээк, жеңилирээк бүтөт.</w:t>
       </w:r>
       <w:r>
         <w:rPr>
@@ -144,7 +144,6 @@
           <w:sz w:val="22"/>
           <w:lang w:val="ky-KG"/>
         </w:rPr>
-        <w:t>Кара күч менен эле иш бүтпөйт. Бир аз токтоп, куралыңды курчутсаң, калган ишиң тезирээк, жеңилирээк бүтөт.</w:t>
       </w:r>
     </w:p>
     <w:p>
@@ -164,7 +163,7 @@
           <w:sz w:val="18"/>
           <w:lang w:val="ky-KG"/>
         </w:rPr>
-        <w:t>Окуя ачык интернет булактарынан алынды.</w:t>
+        <w:t>Аңгемелер ачык интернет булактарынан алынган, иллюстрациялар болсо ЖИ менен түзүлгөн.</w:t>
       </w:r>
     </w:p>
     <w:sectPr>
